--- a/Reports/User_Account/User_Accounts_20260810.docx
+++ b/Reports/User_Account/User_Accounts_20260810.docx
@@ -1318,7 +1318,7 @@
                 <w:szCs w:val="18"/>
                 <w:b w:val="0"/>
               </w:rPr>
-              <w:t xml:space="preserve">HITACHI</w:t>
+              <w:t xml:space="preserve">HITACHI@gmail.com</w:t>
             </w:r>
           </w:p>
         </w:tc>
@@ -1446,7 +1446,7 @@
                 <w:szCs w:val="18"/>
                 <w:b w:val="0"/>
               </w:rPr>
-              <w:t xml:space="preserve">ALIMAK</w:t>
+              <w:t xml:space="preserve">ALIMAK@gmail.com</w:t>
             </w:r>
           </w:p>
         </w:tc>
@@ -1574,7 +1574,7 @@
                 <w:szCs w:val="18"/>
                 <w:b w:val="0"/>
               </w:rPr>
-              <w:t xml:space="preserve">SDC</w:t>
+              <w:t xml:space="preserve">SDC@gmail.com</w:t>
             </w:r>
           </w:p>
         </w:tc>
@@ -1702,7 +1702,7 @@
                 <w:szCs w:val="18"/>
                 <w:b w:val="0"/>
               </w:rPr>
-              <w:t xml:space="preserve">SEMARAK</w:t>
+              <w:t xml:space="preserve">SEMARAK@gmail.com</w:t>
             </w:r>
           </w:p>
         </w:tc>
@@ -1830,7 +1830,7 @@
                 <w:szCs w:val="18"/>
                 <w:b w:val="0"/>
               </w:rPr>
-              <w:t xml:space="preserve">IGSP</w:t>
+              <w:t xml:space="preserve">IGSP@gmail.com</w:t>
             </w:r>
           </w:p>
         </w:tc>
@@ -1958,7 +1958,7 @@
                 <w:szCs w:val="18"/>
                 <w:b w:val="0"/>
               </w:rPr>
-              <w:t xml:space="preserve">CARRIER</w:t>
+              <w:t xml:space="preserve">CARRIER@gmail.com</w:t>
             </w:r>
           </w:p>
         </w:tc>
